--- a/docs/manuscript/progress_reports/SmartSpend_Progress_Report_Week4.docx
+++ b/docs/manuscript/progress_reports/SmartSpend_Progress_Report_Week4.docx
@@ -699,7 +699,7 @@
                 <w:color w:val="222222"/>
                 <w:sz w:val="19"/>
               </w:rPr>
-              <w:t>Completed a comprehensive documentation audit resolving 30+ inconsistencies across all project documents (CRITICAL: screen count 36→37, service count 23→26, stale model names GPT-4o→GPT-5.6 / Claude 3.5→Claude Fable 5, input modality count 7→6, FMS formula corrected from 3×33.3 pts to 4×25 pts matching code).</w:t>
+              <w:t>Completed a comprehensive documentation audit resolving 30+ inconsistencies across all project documents. Critical corrections included: screen count updated from 36 to 37, service count from 23 to 26, stale AI model names updated (GPT-4o to GPT-5.6, Claude 3.5 to Claude Fable 5), input modality count corrected from 7 to 6, and the Financial Management Score (FMS) formula fixed from 3×33.3 pts to 4×25 pts to match the actual implementation.</w:t>
             </w:r>
           </w:p>
           <w:p>
@@ -724,7 +724,85 @@
                 <w:color w:val="222222"/>
                 <w:sz w:val="19"/>
               </w:rPr>
-              <w:t>Implemented 6 AI coverage gaps identified through a systematic audit: (1) Added set_spending_limit agentic action — AI can now set daily/weekly/monthly/yearly spending caps directly from chat; (2) Added add_insurance_policy action — AI can create SSS, PhilHealth, Pag-IBIG, and insurance entries; (3) Added Rule 12 (Taglish triggers) to system prompt for all 31 action types; (4) Budget queries now route to smart model tier (LLaMA 70B/Gemini) instead of fast 8B; (5) set_budget fallback parser added; (6) Auto-categorization rules injected into AI context.</w:t>
+              <w:t>Implemented 6 AI coverage gaps identified through systematic audit:</w:t>
+            </w:r>
+          </w:p>
+          <w:p>
+            <w:pPr>
+              <w:spacing w:before="60" w:after="60"/>
+            </w:pPr>
+            <w:r>
+              <w:rPr>
+                <w:rFonts w:ascii="Tahoma" w:hAnsi="Tahoma"/>
+                <w:color w:val="222222"/>
+                <w:sz w:val="19"/>
+              </w:rPr>
+              <w:t>(1) Added set_spending_limit agentic action — AI can now set daily, weekly, monthly, and yearly spending caps directly from natural language chat;</w:t>
+            </w:r>
+          </w:p>
+          <w:p>
+            <w:pPr>
+              <w:spacing w:before="60" w:after="60"/>
+            </w:pPr>
+            <w:r>
+              <w:rPr>
+                <w:rFonts w:ascii="Tahoma" w:hAnsi="Tahoma"/>
+                <w:color w:val="222222"/>
+                <w:sz w:val="19"/>
+              </w:rPr>
+              <w:t>(2) Added add_insurance_policy action — AI can create SSS, PhilHealth, Pag-IBIG, and private insurance entries on command;</w:t>
+            </w:r>
+          </w:p>
+          <w:p>
+            <w:pPr>
+              <w:spacing w:before="60" w:after="60"/>
+            </w:pPr>
+            <w:r>
+              <w:rPr>
+                <w:rFonts w:ascii="Tahoma" w:hAnsi="Tahoma"/>
+                <w:color w:val="222222"/>
+                <w:sz w:val="19"/>
+              </w:rPr>
+              <w:t>(3) Added Rule 12 (Taglish language triggers) to the system prompt across all 34 action types for Filipino-English mixed input;</w:t>
+            </w:r>
+          </w:p>
+          <w:p>
+            <w:pPr>
+              <w:spacing w:before="60" w:after="60"/>
+            </w:pPr>
+            <w:r>
+              <w:rPr>
+                <w:rFonts w:ascii="Tahoma" w:hAnsi="Tahoma"/>
+                <w:color w:val="222222"/>
+                <w:sz w:val="19"/>
+              </w:rPr>
+              <w:t>(4) Budget queries now route to the smart model tier (LLaMA 70B or Gemini) instead of the fast 8B model for improved accuracy;</w:t>
+            </w:r>
+          </w:p>
+          <w:p>
+            <w:pPr>
+              <w:spacing w:before="60" w:after="60"/>
+            </w:pPr>
+            <w:r>
+              <w:rPr>
+                <w:rFonts w:ascii="Tahoma" w:hAnsi="Tahoma"/>
+                <w:color w:val="222222"/>
+                <w:sz w:val="19"/>
+              </w:rPr>
+              <w:t>(5) set_budget fallback parser added for edge-case input formats;</w:t>
+            </w:r>
+          </w:p>
+          <w:p>
+            <w:pPr>
+              <w:spacing w:before="60" w:after="60"/>
+            </w:pPr>
+            <w:r>
+              <w:rPr>
+                <w:rFonts w:ascii="Tahoma" w:hAnsi="Tahoma"/>
+                <w:color w:val="222222"/>
+                <w:sz w:val="19"/>
+              </w:rPr>
+              <w:t>(6) Auto-categorization rules injected into AI context for consistent category assignment.</w:t>
             </w:r>
           </w:p>
           <w:p>
@@ -749,7 +827,7 @@
                 <w:color w:val="222222"/>
                 <w:sz w:val="19"/>
               </w:rPr>
-              <w:t>Added Financial Management Score (FMS) mini-cards to both Home screen (compact strip) and Analytics screen (full breakdown after FHS section). FHS "Unmeasured" label added when income is not set (grey chip, dashed bar).</w:t>
+              <w:t>Added Financial Management Score (FMS) mini-cards to both the Home screen (compact strip showing 88/100 Expert Tracker) and the Analytics screen (full 4-component breakdown). FHS "Unmeasured" label added when income tracking is disabled — displays as a grey chip with dashed progress bar.</w:t>
             </w:r>
           </w:p>
           <w:p>
@@ -774,7 +852,7 @@
                 <w:color w:val="222222"/>
                 <w:sz w:val="19"/>
               </w:rPr>
-              <w:t>Fixed ScanReviewScreen code duplication — removed 295-line embedded class from smart_camera_screen.dart, replaced with import of standalone file.</w:t>
+              <w:t>Fixed ScanReviewScreen code duplication — removed a 295-line embedded class from smart_camera_screen.dart and replaced it with an import of the standalone file, eliminating a maintenance risk.</w:t>
             </w:r>
           </w:p>
           <w:p>
@@ -799,7 +877,7 @@
                 <w:color w:val="222222"/>
                 <w:sz w:val="19"/>
               </w:rPr>
-              <w:t>Fixed recurring transaction "Add Recurring" button — now saves entry directly without navigating to an empty screen.</w:t>
+              <w:t>Fixed the recurring transaction "Add Recurring" button — the entry now saves directly to the database without navigating to a blank screen first.</w:t>
             </w:r>
           </w:p>
           <w:p>
@@ -824,7 +902,7 @@
                 <w:color w:val="222222"/>
                 <w:sz w:val="19"/>
               </w:rPr>
-              <w:t>Rebuilt SMARTSPEND_FINAL_V5.docx (17 sections, 63 refs, 7 images). Action count updated 29→31 across all 12 documentation files. Released v2.9.8 to GitHub with 3 APK variants.</w:t>
+              <w:t>Rebuilt SMARTSPEND_FINAL_V5.docx: 17 sections, 63 APA references, 7 embedded figures. Action count updated from 29 to 31 across all 12 documentation files. Released v2.9.8 to GitHub with 3 signed APK variants (arm64-v8a, armeabi-v7a, x86_64).</w:t>
             </w:r>
           </w:p>
         </w:tc>
@@ -889,7 +967,7 @@
                 <w:color w:val="222222"/>
                 <w:sz w:val="19"/>
               </w:rPr>
-              <w:t>Manuscript revision: Chapters 1–4 complete in SMARTSPEND_REVISED_MANUSCRIPT.md. Google Docs version pending Fixes 11–16 from MANUSCRIPT_GUIDE.md (account type flexibility, target population reframing, respondent criteria, validator roles).</w:t>
+              <w:t>Manuscript revision: Chapters 1 through 4 complete in SMARTSPEND_REVISED_MANUSCRIPT.md. Google Docs version pending Fixes 11–16 from MANUSCRIPT_GUIDE.md covering account type flexibility, target population reframing, respondent criteria, and validator role descriptions.</w:t>
             </w:r>
           </w:p>
           <w:p>
@@ -914,7 +992,7 @@
                 <w:color w:val="222222"/>
                 <w:sz w:val="19"/>
               </w:rPr>
-              <w:t>Pre-Final Defense preparation: demo flow rehearsal (8–9 minutes per DEFENSE_GUIDE.md Part 2), presentation slides in progress.</w:t>
+              <w:t>Pre-Final Defense preparation: demo flow rehearsal targeting 8–9 minutes per DEFENSE_GUIDE.md Part 2. Presentation slides in progress.</w:t>
             </w:r>
           </w:p>
           <w:p>
@@ -939,7 +1017,7 @@
                 <w:color w:val="222222"/>
                 <w:sz w:val="19"/>
               </w:rPr>
-              <w:t>SUS survey instrument finalization for Week 7 administration.</w:t>
+              <w:t>SUS survey instrument finalization — targeting 30 respondents (20 parents aged 35–55, 10 young professionals aged 21–35) for Week 7.</w:t>
             </w:r>
           </w:p>
         </w:tc>
@@ -1004,7 +1082,7 @@
                 <w:color w:val="222222"/>
                 <w:sz w:val="19"/>
               </w:rPr>
-              <w:t>Multi-item AI logging was silently failing for messages with typos (e.g. "spen 30 for transport") — max_tokens estimate was too low and the multi-item detection regex did not catch common Filipino spelling variants.</w:t>
+              <w:t>Multi-item AI logging was silently failing for messages with common Filipino spelling variants and typos (e.g., "spen 30 for transport") — the max_tokens estimate was too low, and the multi-item detection regex did not match informal Tagalog verb forms.</w:t>
             </w:r>
           </w:p>
           <w:p>
@@ -1029,7 +1107,7 @@
                 <w:color w:val="222222"/>
                 <w:sz w:val="19"/>
               </w:rPr>
-              <w:t>The 50/30/20 analytics card and income-based overview cards were rendering in Lightweight Mode using stale income data (₱650 set months ago), producing meaningless percentages for a student user with income tracking OFF.</w:t>
+              <w:t>The 50/30/20 analytics card and income-based overview cards were rendering using stale income data (₱650 set months prior) even when income tracking was OFF, producing meaningless budget percentages for the student user profile.</w:t>
             </w:r>
           </w:p>
         </w:tc>
@@ -1094,7 +1172,7 @@
                 <w:color w:val="222222"/>
                 <w:sz w:val="19"/>
               </w:rPr>
-              <w:t>Multi-item fix: broadened verb detection regex to catch typos (spen, spe, nagastos, ginastos); added connector-aware detection (comma/and); scaled token budget 800–1200 by item count; multi-item messages now route to smart tier model instead of fast 8B. System prompt Rules 1+2 updated with explicit examples.</w:t>
+              <w:t>Multi-item fix: broadened the verb detection regex to catch typos and Tagalog variants (spen, spe, nagastos, ginastos); added connector-aware detection for comma-separated and "and"-joined entries; scaled token budget from 800 to 1,200 tokens based on item count; multi-item messages now route to the smart model tier. System prompt Rules 1 and 2 updated with explicit Filipino-language examples.</w:t>
             </w:r>
           </w:p>
           <w:p>
@@ -1119,7 +1197,7 @@
                 <w:color w:val="222222"/>
                 <w:sz w:val="19"/>
               </w:rPr>
-              <w:t>Lightweight Mode fix: added _incomeWalletMode state field to AnalyticsScreen, loaded from DB on _loadData(). All 3 income-dependent cards (50/30/20, Tax+Savings, Allowance Overview) gated on _incomeWalletMode flag.</w:t>
+              <w:t>Lightweight Mode analytics fix: added _incomeWalletMode state field to AnalyticsScreen, populated from the database on _loadData(). All three income-dependent cards (50/30/20, Tax+Savings, Allowance Overview) are now gated on the _incomeWalletMode flag and hidden when income tracking is OFF.</w:t>
             </w:r>
           </w:p>
         </w:tc>
@@ -1184,7 +1262,7 @@
                 <w:color w:val="222222"/>
                 <w:sz w:val="19"/>
               </w:rPr>
-              <w:t>Week 5: Configure GitHub Actions secrets (KEYSTORE_BASE64, KEY_PROPERTIES, GOOGLE_SERVICES_JSON, APP_CONFIG_DART) for automated release pipeline.</w:t>
+              <w:t>Week 5: Configure GitHub Actions secrets (KEYSTORE_BASE64, KEY_PROPERTIES, GOOGLE_SERVICES_JSON, APP_CONFIG_DART) to enable the automated APK release pipeline built this week.</w:t>
             </w:r>
           </w:p>
           <w:p>
@@ -1209,7 +1287,7 @@
                 <w:color w:val="222222"/>
                 <w:sz w:val="19"/>
               </w:rPr>
-              <w:t>Apply Google Docs manuscript fixes (Fixes 11–16): account type flexibility, target population reframing, respondent criteria, validator roles.</w:t>
+              <w:t>Apply Google Docs manuscript fixes (Fixes 11–16): account type flexibility, target population reframing, respondent criteria, and validator role sections.</w:t>
             </w:r>
           </w:p>
           <w:p>
@@ -1234,7 +1312,7 @@
                 <w:color w:val="222222"/>
                 <w:sz w:val="19"/>
               </w:rPr>
-              <w:t>Create Figure 1.1 bar chart (BSP financial literacy data) and insert in Google Docs.</w:t>
+              <w:t>Generate Figure 1.1 bar chart using BSP financial literacy data and insert into Google Docs manuscript.</w:t>
             </w:r>
           </w:p>
           <w:p>
@@ -1259,7 +1337,7 @@
                 <w:color w:val="222222"/>
                 <w:sz w:val="19"/>
               </w:rPr>
-              <w:t>Obtain validator signatures on Appendix A validation certificates.</w:t>
+              <w:t>Obtain validator signatures on Appendix A validation certificates (survey content validator and technical/SUS validator).</w:t>
             </w:r>
           </w:p>
           <w:p>
@@ -1284,7 +1362,7 @@
                 <w:color w:val="222222"/>
                 <w:sz w:val="19"/>
               </w:rPr>
-              <w:t>Complete Pre-Final Defense presentation slides and conduct full rehearsal.</w:t>
+              <w:t>Complete Pre-Final Defense presentation slides and conduct a full timed rehearsal using the DEFENSE_GUIDE.md script.</w:t>
             </w:r>
           </w:p>
         </w:tc>
@@ -1358,7 +1436,7 @@
                     <a:graphicData uri="http://schemas.openxmlformats.org/drawingml/2006/picture">
                       <pic:pic>
                         <pic:nvPicPr>
-                          <pic:cNvPr id="0" name="Screenshot_2026-09-03-09-25-32-851_com.lucidframe.smartspend_app.jpg"/>
+                          <pic:cNvPr id="0" name="Screenshot_2026-09-07-07-57-46-826_com.lucidframe.smartspend_app.jpg"/>
                           <pic:cNvPicPr/>
                         </pic:nvPicPr>
                         <pic:blipFill>
@@ -1404,7 +1482,7 @@
                     <a:graphicData uri="http://schemas.openxmlformats.org/drawingml/2006/picture">
                       <pic:pic>
                         <pic:nvPicPr>
-                          <pic:cNvPr id="0" name="Screenshot_2026-09-03-09-25-37-741_com.lucidframe.smartspend_app.jpg"/>
+                          <pic:cNvPr id="0" name="Screenshot_2026-09-07-07-57-49-825_com.lucidframe.smartspend_app.jpg"/>
                           <pic:cNvPicPr/>
                         </pic:nvPicPr>
                         <pic:blipFill>
@@ -1446,7 +1524,7 @@
                 <w:color w:val="222222"/>
                 <w:sz w:val="18"/>
               </w:rPr>
-              <w:t>Home screen — spending summary (₱185), multi-period spending limits, Quick Log chips, and achievement badges</w:t>
+              <w:t>SmartSpend splash screen — app logo with tagline "Your AI Financial Assistant" on launch</w:t>
             </w:r>
           </w:p>
         </w:tc>
@@ -1466,7 +1544,7 @@
                 <w:color w:val="222222"/>
                 <w:sz w:val="18"/>
               </w:rPr>
-              <w:t>Home screen — Financial Health Score (64/100 Fair), Financial Management Score (88/100 Expert Tracker), daily quests, and weekly challenge</w:t>
+              <w:t>Home screen — ₱185 monthly spending (7% below last month), recurring pattern alert, Quick Log chips (Jeepney ₱30, Lunch ₱85), and achievement badges</w:t>
             </w:r>
           </w:p>
         </w:tc>
@@ -1513,7 +1591,7 @@
                     <a:graphicData uri="http://schemas.openxmlformats.org/drawingml/2006/picture">
                       <pic:pic>
                         <pic:nvPicPr>
-                          <pic:cNvPr id="0" name="Screenshot_2026-09-03-09-25-47-423_com.lucidframe.smartspend_app.jpg"/>
+                          <pic:cNvPr id="0" name="Screenshot_2026-09-07-07-57-57-491_com.lucidframe.smartspend_app.jpg"/>
                           <pic:cNvPicPr/>
                         </pic:nvPicPr>
                         <pic:blipFill>
@@ -1559,7 +1637,7 @@
                     <a:graphicData uri="http://schemas.openxmlformats.org/drawingml/2006/picture">
                       <pic:pic>
                         <pic:nvPicPr>
-                          <pic:cNvPr id="0" name="Screenshot_2026-09-03-09-25-51-336_com.lucidframe.smartspend_app.jpg"/>
+                          <pic:cNvPr id="0" name="Screenshot_2026-09-07-07-58-00-575_com.lucidframe.smartspend_app.jpg"/>
                           <pic:cNvPicPr/>
                         </pic:nvPicPr>
                         <pic:blipFill>
@@ -1601,7 +1679,7 @@
                 <w:color w:val="222222"/>
                 <w:sz w:val="18"/>
               </w:rPr>
-              <w:t>Analytics — spending by category pie chart (12 categories) and This Month vs Last Month comparison table</w:t>
+              <w:t>Home screen scrolled — Daily Quests (1/4 complete), FHS 63/100 Fair with AI explanation, FMS 88/100 Expert Tracker strip, and Budgets 5 set</w:t>
             </w:r>
           </w:p>
         </w:tc>
@@ -1621,7 +1699,7 @@
                 <w:color w:val="222222"/>
                 <w:sz w:val="18"/>
               </w:rPr>
-              <w:t>Analytics — FHS Score Components breakdown (55/100) and Financial Management Score (FMS) full breakdown (88/100)</w:t>
+              <w:t>Home screen — AI Insights card with 3 behavioral tips (Food 43%, Transportation 32%, Small purchases), Consistent Saver badge, and Quick Access grid</w:t>
             </w:r>
           </w:p>
         </w:tc>
@@ -1668,7 +1746,7 @@
                     <a:graphicData uri="http://schemas.openxmlformats.org/drawingml/2006/picture">
                       <pic:pic>
                         <pic:nvPicPr>
-                          <pic:cNvPr id="0" name="Screenshot_2026-09-03-09-26-42-898_com.lucidframe.smartspend_app.jpg"/>
+                          <pic:cNvPr id="0" name="Screenshot_2026-09-07-07-58-07-259_com.lucidframe.smartspend_app.jpg"/>
                           <pic:cNvPicPr/>
                         </pic:nvPicPr>
                         <pic:blipFill>
@@ -1714,7 +1792,7 @@
                     <a:graphicData uri="http://schemas.openxmlformats.org/drawingml/2006/picture">
                       <pic:pic>
                         <pic:nvPicPr>
-                          <pic:cNvPr id="0" name="Screenshot_2026-09-03-09-26-28-711_com.lucidframe.smartspend_app.jpg"/>
+                          <pic:cNvPr id="0" name="Screenshot_2026-09-07-07-58-53-139_com.lucidframe.smartspend_app.jpg"/>
                           <pic:cNvPicPr/>
                         </pic:nvPicPr>
                         <pic:blipFill>
@@ -1756,7 +1834,7 @@
                 <w:color w:val="222222"/>
                 <w:sz w:val="18"/>
               </w:rPr>
-              <w:t>App Settings — AI model selector showing Gemini 3.1 Flash-Lite as primary (1,000/day free), with 4 fallback providers listed</w:t>
+              <w:t>Analytics — Spending by Category donut chart (13 categories, All Time view): Shopping ₱9,732 leads, followed by Food ₱4,762 and Gaming ₱8,300</w:t>
             </w:r>
           </w:p>
         </w:tc>
@@ -1776,7 +1854,162 @@
                 <w:color w:val="222222"/>
                 <w:sz w:val="18"/>
               </w:rPr>
-              <w:t>Profile screen — FMS breakdown (88/100: Logging 13/25, Budget Setup 25/25, Goal Tracking 25/25, Data Completeness 25/25)</w:t>
+              <w:t>Profile — Brix Arquisal Directo: 185 total expenses, ₱37,512 total spent, FHS 63/100 with 4-component Score Breakdown showing improvement areas</w:t>
+            </w:r>
+          </w:p>
+        </w:tc>
+      </w:tr>
+    </w:tbl>
+    <w:p/>
+    <w:tbl>
+      <w:tblPr>
+        <w:tblLook w:firstColumn="1" w:firstRow="1" w:lastColumn="0" w:lastRow="0" w:noHBand="0" w:noVBand="1" w:val="04A0"/>
+        <w:tblW w:w="10224" w:type="dxa"/>
+        <w:tblBorders>
+          <w:top w:val="single" w:sz="4" w:space="0" w:color="AAAAAA"/>
+          <w:left w:val="single" w:sz="4" w:space="0" w:color="AAAAAA"/>
+          <w:bottom w:val="single" w:sz="4" w:space="0" w:color="AAAAAA"/>
+          <w:right w:val="single" w:sz="4" w:space="0" w:color="AAAAAA"/>
+          <w:insideH w:val="single" w:sz="4" w:space="0" w:color="AAAAAA"/>
+          <w:insideV w:val="single" w:sz="4" w:space="0" w:color="AAAAAA"/>
+        </w:tblBorders>
+      </w:tblPr>
+      <w:tblGrid>
+        <w:gridCol w:w="5112"/>
+        <w:gridCol w:w="5112"/>
+      </w:tblGrid>
+      <w:tr>
+        <w:tc>
+          <w:tcPr>
+            <w:tcW w:type="dxa" w:w="5112"/>
+            <w:tcW w:w="5112" w:type="dxa"/>
+          </w:tcPr>
+          <w:p>
+            <w:pPr>
+              <w:spacing w:before="80" w:after="80"/>
+              <w:jc w:val="center"/>
+            </w:pPr>
+            <w:r>
+              <w:drawing>
+                <wp:inline xmlns:a="http://schemas.openxmlformats.org/drawingml/2006/main" xmlns:pic="http://schemas.openxmlformats.org/drawingml/2006/picture">
+                  <wp:extent cx="2103120" cy="4673600"/>
+                  <wp:docPr id="7" name="Picture 7"/>
+                  <wp:cNvGraphicFramePr>
+                    <a:graphicFrameLocks noChangeAspect="1"/>
+                  </wp:cNvGraphicFramePr>
+                  <a:graphic>
+                    <a:graphicData uri="http://schemas.openxmlformats.org/drawingml/2006/picture">
+                      <pic:pic>
+                        <pic:nvPicPr>
+                          <pic:cNvPr id="0" name="Screenshot_2026-09-07-07-58-55-849_com.lucidframe.smartspend_app.jpg"/>
+                          <pic:cNvPicPr/>
+                        </pic:nvPicPr>
+                        <pic:blipFill>
+                          <a:blip r:embed="rId15"/>
+                          <a:stretch>
+                            <a:fillRect/>
+                          </a:stretch>
+                        </pic:blipFill>
+                        <pic:spPr>
+                          <a:xfrm>
+                            <a:off x="0" y="0"/>
+                            <a:ext cx="2103120" cy="4673600"/>
+                          </a:xfrm>
+                          <a:prstGeom prst="rect"/>
+                        </pic:spPr>
+                      </pic:pic>
+                    </a:graphicData>
+                  </a:graphic>
+                </wp:inline>
+              </w:drawing>
+            </w:r>
+          </w:p>
+        </w:tc>
+        <w:tc>
+          <w:tcPr>
+            <w:tcW w:type="dxa" w:w="5112"/>
+            <w:tcW w:w="5112" w:type="dxa"/>
+          </w:tcPr>
+          <w:p>
+            <w:pPr>
+              <w:spacing w:before="80" w:after="80"/>
+              <w:jc w:val="center"/>
+            </w:pPr>
+            <w:r>
+              <w:drawing>
+                <wp:inline xmlns:a="http://schemas.openxmlformats.org/drawingml/2006/main" xmlns:pic="http://schemas.openxmlformats.org/drawingml/2006/picture">
+                  <wp:extent cx="2103120" cy="4673600"/>
+                  <wp:docPr id="8" name="Picture 8"/>
+                  <wp:cNvGraphicFramePr>
+                    <a:graphicFrameLocks noChangeAspect="1"/>
+                  </wp:cNvGraphicFramePr>
+                  <a:graphic>
+                    <a:graphicData uri="http://schemas.openxmlformats.org/drawingml/2006/picture">
+                      <pic:pic>
+                        <pic:nvPicPr>
+                          <pic:cNvPr id="0" name="Screenshot_2026-09-07-07-59-07-682_com.lucidframe.smartspend_app.jpg"/>
+                          <pic:cNvPicPr/>
+                        </pic:nvPicPr>
+                        <pic:blipFill>
+                          <a:blip r:embed="rId16"/>
+                          <a:stretch>
+                            <a:fillRect/>
+                          </a:stretch>
+                        </pic:blipFill>
+                        <pic:spPr>
+                          <a:xfrm>
+                            <a:off x="0" y="0"/>
+                            <a:ext cx="2103120" cy="4673600"/>
+                          </a:xfrm>
+                          <a:prstGeom prst="rect"/>
+                        </pic:spPr>
+                      </pic:pic>
+                    </a:graphicData>
+                  </a:graphic>
+                </wp:inline>
+              </w:drawing>
+            </w:r>
+          </w:p>
+        </w:tc>
+      </w:tr>
+      <w:tr>
+        <w:tc>
+          <w:tcPr>
+            <w:tcW w:type="dxa" w:w="5112"/>
+            <w:tcW w:w="5112" w:type="dxa"/>
+          </w:tcPr>
+          <w:p>
+            <w:pPr>
+              <w:spacing w:before="60" w:after="60"/>
+              <w:jc w:val="left"/>
+            </w:pPr>
+            <w:r>
+              <w:rPr>
+                <w:rFonts w:ascii="Tahoma" w:hAnsi="Tahoma"/>
+                <w:color w:val="222222"/>
+                <w:sz w:val="18"/>
+              </w:rPr>
+              <w:t>Profile — FMS 88/100 Expert Tracker: Logging 13/25, Budget Setup 25/25, Goal Tracking 25/25, Data Completeness 25/25 — account type: Student, Dark Mode ON</w:t>
+            </w:r>
+          </w:p>
+        </w:tc>
+        <w:tc>
+          <w:tcPr>
+            <w:tcW w:type="dxa" w:w="5112"/>
+            <w:tcW w:w="5112" w:type="dxa"/>
+          </w:tcPr>
+          <w:p>
+            <w:pPr>
+              <w:spacing w:before="60" w:after="60"/>
+              <w:jc w:val="left"/>
+            </w:pPr>
+            <w:r>
+              <w:rPr>
+                <w:rFonts w:ascii="Tahoma" w:hAnsi="Tahoma"/>
+                <w:color w:val="222222"/>
+                <w:sz w:val="18"/>
+              </w:rPr>
+              <w:t>App Settings — AI Model section: Gemini 3.1 Flash-Lite selected (1,000/day free, fastest Gemini), with 4 fallback providers including LLaMA 3.3 70B and Cerebras</w:t>
             </w:r>
           </w:p>
         </w:tc>
@@ -1810,17 +2043,16 @@
           </w:tcPr>
           <w:p>
             <w:pPr>
-              <w:spacing w:before="40"/>
+              <w:spacing w:before="40" w:after="0"/>
               <w:jc w:val="center"/>
             </w:pPr>
             <w:r>
               <w:rPr>
                 <w:rFonts w:ascii="Tahoma" w:hAnsi="Tahoma"/>
-                <w:b w:val="0"/>
                 <w:color w:val="6B6B6B"/>
                 <w:sz w:val="17"/>
               </w:rPr>
-              <w:t>Group Leader / Representative</w:t>
+              <w:t>Submitted by</w:t>
             </w:r>
           </w:p>
         </w:tc>
@@ -1838,17 +2070,16 @@
           </w:tcPr>
           <w:p>
             <w:pPr>
-              <w:spacing w:before="40"/>
+              <w:spacing w:before="40" w:after="0"/>
               <w:jc w:val="center"/>
             </w:pPr>
             <w:r>
               <w:rPr>
                 <w:rFonts w:ascii="Tahoma" w:hAnsi="Tahoma"/>
-                <w:b/>
-                <w:color w:val="222222"/>
-                <w:sz w:val="20"/>
+                <w:color w:val="6B6B6B"/>
+                <w:sz w:val="17"/>
               </w:rPr>
-              <w:t>Janelli M. Mendez, DIT</w:t>
+              <w:t>Noted by</w:t>
             </w:r>
           </w:p>
         </w:tc>
@@ -1861,47 +2092,42 @@
           </w:tcPr>
           <w:p>
             <w:pPr>
-              <w:spacing w:before="400" w:after="80"/>
-            </w:pPr>
-          </w:p>
-        </w:tc>
-        <w:tc>
-          <w:tcPr>
-            <w:tcW w:type="dxa" w:w="3408"/>
-            <w:tcW w:w="400" w:type="dxa"/>
-          </w:tcPr>
-          <w:p/>
-        </w:tc>
-        <w:tc>
-          <w:tcPr>
-            <w:tcW w:type="dxa" w:w="3408"/>
-            <w:tcW w:w="4912" w:type="dxa"/>
-          </w:tcPr>
-          <w:p>
-            <w:pPr>
-              <w:spacing w:before="400" w:after="80"/>
-            </w:pPr>
-          </w:p>
-        </w:tc>
-      </w:tr>
-      <w:tr>
-        <w:tc>
-          <w:tcPr>
-            <w:tcW w:type="dxa" w:w="3408"/>
-            <w:tcW w:w="4912" w:type="dxa"/>
-          </w:tcPr>
-          <w:p>
-            <w:pPr>
-              <w:spacing w:before="0"/>
+              <w:spacing w:before="80" w:after="40"/>
               <w:jc w:val="center"/>
             </w:pPr>
             <w:r>
-              <w:rPr>
-                <w:rFonts w:ascii="Tahoma" w:hAnsi="Tahoma"/>
-                <w:color w:val="6B6B6B"/>
-                <w:sz w:val="17"/>
-              </w:rPr>
-              <w:t>Signature over Printed Name</w:t>
+              <w:drawing>
+                <wp:inline xmlns:a="http://schemas.openxmlformats.org/drawingml/2006/main" xmlns:pic="http://schemas.openxmlformats.org/drawingml/2006/picture">
+                  <wp:extent cx="1463040" cy="612921"/>
+                  <wp:docPr id="9" name="Picture 9"/>
+                  <wp:cNvGraphicFramePr>
+                    <a:graphicFrameLocks noChangeAspect="1"/>
+                  </wp:cNvGraphicFramePr>
+                  <a:graphic>
+                    <a:graphicData uri="http://schemas.openxmlformats.org/drawingml/2006/picture">
+                      <pic:pic>
+                        <pic:nvPicPr>
+                          <pic:cNvPr id="0" name="draw_sign.png"/>
+                          <pic:cNvPicPr/>
+                        </pic:nvPicPr>
+                        <pic:blipFill>
+                          <a:blip r:embed="rId17"/>
+                          <a:stretch>
+                            <a:fillRect/>
+                          </a:stretch>
+                        </pic:blipFill>
+                        <pic:spPr>
+                          <a:xfrm>
+                            <a:off x="0" y="0"/>
+                            <a:ext cx="1463040" cy="612921"/>
+                          </a:xfrm>
+                          <a:prstGeom prst="rect"/>
+                        </pic:spPr>
+                      </pic:pic>
+                    </a:graphicData>
+                  </a:graphic>
+                </wp:inline>
+              </w:drawing>
             </w:r>
           </w:p>
         </w:tc>
@@ -1919,23 +2145,93 @@
           </w:tcPr>
           <w:p>
             <w:pPr>
-              <w:spacing w:before="0"/>
+              <w:spacing w:before="560" w:after="80"/>
+            </w:pPr>
+          </w:p>
+        </w:tc>
+      </w:tr>
+      <w:tr>
+        <w:tc>
+          <w:tcPr>
+            <w:tcW w:type="dxa" w:w="3408"/>
+            <w:tcW w:w="4912" w:type="dxa"/>
+          </w:tcPr>
+          <w:p>
+            <w:pPr>
+              <w:spacing w:before="0" w:after="0"/>
+              <w:jc w:val="center"/>
+            </w:pPr>
+            <w:r>
+              <w:rPr>
+                <w:rFonts w:ascii="Tahoma" w:hAnsi="Tahoma"/>
+                <w:b/>
+                <w:color w:val="222222"/>
+                <w:sz w:val="18"/>
+              </w:rPr>
+              <w:t>Brix A. Directo</w:t>
+            </w:r>
+          </w:p>
+          <w:p>
+            <w:pPr>
+              <w:spacing w:before="20" w:after="0"/>
               <w:jc w:val="center"/>
             </w:pPr>
             <w:r>
               <w:rPr>
                 <w:rFonts w:ascii="Tahoma" w:hAnsi="Tahoma"/>
                 <w:color w:val="6B6B6B"/>
-                <w:sz w:val="17"/>
+                <w:sz w:val="15"/>
               </w:rPr>
-              <w:t>Teacher in Charge</w:t>
+              <w:t>Group Leader / Signature over Printed Name</w:t>
+            </w:r>
+          </w:p>
+        </w:tc>
+        <w:tc>
+          <w:tcPr>
+            <w:tcW w:type="dxa" w:w="3408"/>
+            <w:tcW w:w="400" w:type="dxa"/>
+          </w:tcPr>
+          <w:p/>
+        </w:tc>
+        <w:tc>
+          <w:tcPr>
+            <w:tcW w:type="dxa" w:w="3408"/>
+            <w:tcW w:w="4912" w:type="dxa"/>
+          </w:tcPr>
+          <w:p>
+            <w:pPr>
+              <w:spacing w:before="0" w:after="0"/>
+              <w:jc w:val="center"/>
+            </w:pPr>
+            <w:r>
+              <w:rPr>
+                <w:rFonts w:ascii="Tahoma" w:hAnsi="Tahoma"/>
+                <w:b/>
+                <w:color w:val="222222"/>
+                <w:sz w:val="18"/>
+              </w:rPr>
+              <w:t>Ellen F. Mangaoang, MIT</w:t>
+            </w:r>
+          </w:p>
+          <w:p>
+            <w:pPr>
+              <w:spacing w:before="20" w:after="0"/>
+              <w:jc w:val="center"/>
+            </w:pPr>
+            <w:r>
+              <w:rPr>
+                <w:rFonts w:ascii="Tahoma" w:hAnsi="Tahoma"/>
+                <w:color w:val="6B6B6B"/>
+                <w:sz w:val="15"/>
+              </w:rPr>
+              <w:t>Teacher in Charge / Signature over Printed Name</w:t>
             </w:r>
           </w:p>
         </w:tc>
       </w:tr>
     </w:tbl>
     <w:sectPr>
-      <w:footerReference w:type="default" r:id="rId15"/>
+      <w:footerReference w:type="default" r:id="rId18"/>
       <w:pgSz w:w="12240" w:h="15840"/>
       <w:pgMar w:top="1008" w:right="1008" w:bottom="1008" w:left="1008" w:header="720" w:footer="720" w:gutter="0"/>
       <w:cols w:space="720"/>
